--- a/public/assets/files/niestacjonarne/SAD2.docx
+++ b/public/assets/files/niestacjonarne/SAD2.docx
@@ -229,7 +229,7 @@
                 <w:i w:val="0"/>
                 <w:sz w:val="22"/>
               </w:rPr>
-              <w:t>SAD</w:t>
+              <w:t>SAD2</w:t>
             </w:r>
           </w:p>
         </w:tc>

--- a/public/assets/files/niestacjonarne/SAD2.docx
+++ b/public/assets/files/niestacjonarne/SAD2.docx
@@ -144,7 +144,7 @@
                 <w:i w:val="0"/>
                 <w:sz w:val="22"/>
               </w:rPr>
-              <w:t>19.02.2026</w:t>
+              <w:t>16.03.2026</w:t>
             </w:r>
           </w:p>
         </w:tc>
@@ -1509,7 +1509,7 @@
                 <w:rFonts w:ascii="Aptos" w:hAnsi="Aptos"/>
                 <w:sz w:val="22"/>
               </w:rPr>
-              <w:t>☑ Zaliczenie z oceną</w:t>
+              <w:t>☐ Zaliczenie z oceną</w:t>
             </w:r>
           </w:p>
           <w:p>
@@ -1945,7 +1945,7 @@
                 <w:i w:val="0"/>
                 <w:sz w:val="22"/>
               </w:rPr>
-              <w:t>Prawdopodobieństwo klasyczne i warunkowe. Niezależność zdarzeń. Prawdopodobieństwo całkowite. Wzór Bayesa. Niezawodność systemu.</w:t>
+              <w:t>Statystyka opisowa.Miary położenia, rozproszenia, asymetrii, koncentracji.</w:t>
             </w:r>
           </w:p>
         </w:tc>
@@ -1985,7 +1985,7 @@
                 <w:i w:val="0"/>
                 <w:sz w:val="22"/>
               </w:rPr>
-              <w:t>Zmienne losowe dyskretne, dystrybuanta, wartość oczekiwana i wariancja. Rozkłady dwumianowy, ujemny dwumianowy i Poissona.</w:t>
+              <w:t>Estymacja punktowa i przedziałowa parametrów rozkładów.</w:t>
             </w:r>
           </w:p>
         </w:tc>
@@ -2025,7 +2025,7 @@
                 <w:i w:val="0"/>
                 <w:sz w:val="22"/>
               </w:rPr>
-              <w:t>Zmienne losowe ciągłe, gęstość, dystrybuanta, wartość oczekiwana i wariancja. Rozkłady jednostajny, geometryczny, wykładniczy, gamma i normalny. Centralne twierdzenie graniczne.</w:t>
+              <w:t>Testowanie hipotez statystycznych.</w:t>
             </w:r>
           </w:p>
         </w:tc>
@@ -2047,286 +2047,6 @@
                 <w:sz w:val="22"/>
               </w:rPr>
               <w:t>4.</w:t>
-            </w:r>
-          </w:p>
-        </w:tc>
-        <w:tc>
-          <w:tcPr>
-            <w:tcW w:type="dxa" w:w="8788"/>
-          </w:tcPr>
-          <w:p>
-            <w:pPr>
-              <w:spacing w:before="20" w:after="20"/>
-            </w:pPr>
-            <w:r>
-              <w:rPr>
-                <w:rFonts w:ascii="Aptos" w:hAnsi="Aptos"/>
-                <w:b w:val="0"/>
-                <w:i w:val="0"/>
-                <w:sz w:val="22"/>
-              </w:rPr>
-              <w:t>Zmienne losowe dwuwymiarowa. Rozkłady brzegowe. Niezależność zmiennych losowych.</w:t>
-            </w:r>
-          </w:p>
-        </w:tc>
-      </w:tr>
-      <w:tr>
-        <w:tc>
-          <w:tcPr>
-            <w:tcW w:type="dxa" w:w="680"/>
-          </w:tcPr>
-          <w:p>
-            <w:pPr>
-              <w:spacing w:before="20" w:after="20"/>
-            </w:pPr>
-            <w:r>
-              <w:rPr>
-                <w:rFonts w:ascii="Aptos" w:hAnsi="Aptos"/>
-                <w:b w:val="0"/>
-                <w:i w:val="0"/>
-                <w:sz w:val="22"/>
-              </w:rPr>
-              <w:t>5.</w:t>
-            </w:r>
-          </w:p>
-        </w:tc>
-        <w:tc>
-          <w:tcPr>
-            <w:tcW w:type="dxa" w:w="8788"/>
-          </w:tcPr>
-          <w:p>
-            <w:pPr>
-              <w:spacing w:before="20" w:after="20"/>
-            </w:pPr>
-            <w:r>
-              <w:rPr>
-                <w:rFonts w:ascii="Aptos" w:hAnsi="Aptos"/>
-                <w:b w:val="0"/>
-                <w:i w:val="0"/>
-                <w:sz w:val="22"/>
-              </w:rPr>
-              <w:t>Zastosowania metody Monte Carlo.</w:t>
-            </w:r>
-          </w:p>
-        </w:tc>
-      </w:tr>
-      <w:tr>
-        <w:tc>
-          <w:tcPr>
-            <w:tcW w:type="dxa" w:w="680"/>
-          </w:tcPr>
-          <w:p>
-            <w:pPr>
-              <w:spacing w:before="20" w:after="20"/>
-            </w:pPr>
-            <w:r>
-              <w:rPr>
-                <w:rFonts w:ascii="Aptos" w:hAnsi="Aptos"/>
-                <w:b w:val="0"/>
-                <w:i w:val="0"/>
-                <w:sz w:val="22"/>
-              </w:rPr>
-              <w:t>6.</w:t>
-            </w:r>
-          </w:p>
-        </w:tc>
-        <w:tc>
-          <w:tcPr>
-            <w:tcW w:type="dxa" w:w="8788"/>
-          </w:tcPr>
-          <w:p>
-            <w:pPr>
-              <w:spacing w:before="20" w:after="20"/>
-            </w:pPr>
-            <w:r>
-              <w:rPr>
-                <w:rFonts w:ascii="Aptos" w:hAnsi="Aptos"/>
-                <w:b w:val="0"/>
-                <w:i w:val="0"/>
-                <w:sz w:val="22"/>
-              </w:rPr>
-              <w:t>Elementy procesów stochastycznych. Łańcuchy Markowa.</w:t>
-            </w:r>
-          </w:p>
-        </w:tc>
-      </w:tr>
-      <w:tr>
-        <w:tc>
-          <w:tcPr>
-            <w:tcW w:type="dxa" w:w="680"/>
-          </w:tcPr>
-          <w:p>
-            <w:pPr>
-              <w:spacing w:before="20" w:after="20"/>
-            </w:pPr>
-            <w:r>
-              <w:rPr>
-                <w:rFonts w:ascii="Aptos" w:hAnsi="Aptos"/>
-                <w:b w:val="0"/>
-                <w:i w:val="0"/>
-                <w:sz w:val="22"/>
-              </w:rPr>
-              <w:t>7.</w:t>
-            </w:r>
-          </w:p>
-        </w:tc>
-        <w:tc>
-          <w:tcPr>
-            <w:tcW w:type="dxa" w:w="8788"/>
-          </w:tcPr>
-          <w:p>
-            <w:pPr>
-              <w:spacing w:before="20" w:after="20"/>
-            </w:pPr>
-            <w:r>
-              <w:rPr>
-                <w:rFonts w:ascii="Aptos" w:hAnsi="Aptos"/>
-                <w:b w:val="0"/>
-                <w:i w:val="0"/>
-                <w:sz w:val="22"/>
-              </w:rPr>
-              <w:t>Elementy teorii kolejek.</w:t>
-            </w:r>
-          </w:p>
-        </w:tc>
-      </w:tr>
-      <w:tr>
-        <w:tc>
-          <w:tcPr>
-            <w:tcW w:type="dxa" w:w="680"/>
-          </w:tcPr>
-          <w:p>
-            <w:pPr>
-              <w:spacing w:before="20" w:after="20"/>
-            </w:pPr>
-            <w:r>
-              <w:rPr>
-                <w:rFonts w:ascii="Aptos" w:hAnsi="Aptos"/>
-                <w:b w:val="0"/>
-                <w:i w:val="0"/>
-                <w:sz w:val="22"/>
-              </w:rPr>
-              <w:t>8.</w:t>
-            </w:r>
-          </w:p>
-        </w:tc>
-        <w:tc>
-          <w:tcPr>
-            <w:tcW w:type="dxa" w:w="8788"/>
-          </w:tcPr>
-          <w:p>
-            <w:pPr>
-              <w:spacing w:before="20" w:after="20"/>
-            </w:pPr>
-            <w:r>
-              <w:rPr>
-                <w:rFonts w:ascii="Aptos" w:hAnsi="Aptos"/>
-                <w:b w:val="0"/>
-                <w:i w:val="0"/>
-                <w:sz w:val="22"/>
-              </w:rPr>
-              <w:t>Statystyka opisowa.Miary położenia, rozproszenia, asymetrii, koncentracji.</w:t>
-            </w:r>
-          </w:p>
-        </w:tc>
-      </w:tr>
-      <w:tr>
-        <w:tc>
-          <w:tcPr>
-            <w:tcW w:type="dxa" w:w="680"/>
-          </w:tcPr>
-          <w:p>
-            <w:pPr>
-              <w:spacing w:before="20" w:after="20"/>
-            </w:pPr>
-            <w:r>
-              <w:rPr>
-                <w:rFonts w:ascii="Aptos" w:hAnsi="Aptos"/>
-                <w:b w:val="0"/>
-                <w:i w:val="0"/>
-                <w:sz w:val="22"/>
-              </w:rPr>
-              <w:t>9.</w:t>
-            </w:r>
-          </w:p>
-        </w:tc>
-        <w:tc>
-          <w:tcPr>
-            <w:tcW w:type="dxa" w:w="8788"/>
-          </w:tcPr>
-          <w:p>
-            <w:pPr>
-              <w:spacing w:before="20" w:after="20"/>
-            </w:pPr>
-            <w:r>
-              <w:rPr>
-                <w:rFonts w:ascii="Aptos" w:hAnsi="Aptos"/>
-                <w:b w:val="0"/>
-                <w:i w:val="0"/>
-                <w:sz w:val="22"/>
-              </w:rPr>
-              <w:t>Estymacja punktowa i przedziałowa parametrów rozkładów.</w:t>
-            </w:r>
-          </w:p>
-        </w:tc>
-      </w:tr>
-      <w:tr>
-        <w:tc>
-          <w:tcPr>
-            <w:tcW w:type="dxa" w:w="680"/>
-          </w:tcPr>
-          <w:p>
-            <w:pPr>
-              <w:spacing w:before="20" w:after="20"/>
-            </w:pPr>
-            <w:r>
-              <w:rPr>
-                <w:rFonts w:ascii="Aptos" w:hAnsi="Aptos"/>
-                <w:b w:val="0"/>
-                <w:i w:val="0"/>
-                <w:sz w:val="22"/>
-              </w:rPr>
-              <w:t>10.</w:t>
-            </w:r>
-          </w:p>
-        </w:tc>
-        <w:tc>
-          <w:tcPr>
-            <w:tcW w:type="dxa" w:w="8788"/>
-          </w:tcPr>
-          <w:p>
-            <w:pPr>
-              <w:spacing w:before="20" w:after="20"/>
-            </w:pPr>
-            <w:r>
-              <w:rPr>
-                <w:rFonts w:ascii="Aptos" w:hAnsi="Aptos"/>
-                <w:b w:val="0"/>
-                <w:i w:val="0"/>
-                <w:sz w:val="22"/>
-              </w:rPr>
-              <w:t>Testowanie hipotez statystycznych.</w:t>
-            </w:r>
-          </w:p>
-        </w:tc>
-      </w:tr>
-      <w:tr>
-        <w:tc>
-          <w:tcPr>
-            <w:tcW w:type="dxa" w:w="680"/>
-          </w:tcPr>
-          <w:p>
-            <w:pPr>
-              <w:spacing w:before="20" w:after="20"/>
-            </w:pPr>
-            <w:r>
-              <w:rPr>
-                <w:rFonts w:ascii="Aptos" w:hAnsi="Aptos"/>
-                <w:b w:val="0"/>
-                <w:i w:val="0"/>
-                <w:sz w:val="22"/>
-              </w:rPr>
-              <w:t>11.</w:t>
             </w:r>
           </w:p>
         </w:tc>

--- a/public/assets/files/niestacjonarne/SAD2.docx
+++ b/public/assets/files/niestacjonarne/SAD2.docx
@@ -599,7 +599,7 @@
                 <w:i w:val="0"/>
                 <w:sz w:val="22"/>
               </w:rPr>
-              <w:t>3</w:t>
+              <w:t>4</w:t>
             </w:r>
           </w:p>
         </w:tc>
